--- a/docs/lista_louvores/Textos_Louvores/IGREJA GLORIOSA.docx
+++ b/docs/lista_louvores/Textos_Louvores/IGREJA GLORIOSA.docx
@@ -4,445 +4,299 @@
   <w:body>
     <w:p>
       <w:pPr>
-        <w:numPr>
-          <w:ilvl w:val="0"/>
-          <w:numId w:val="2"/>
-        </w:numPr>
-        <w:tabs>
-          <w:tab w:val="clear" w:pos="720"/>
-        </w:tabs>
-        <w:spacing w:before="240" w:after="240"/>
-        <w:ind w:left="425" w:hanging="357"/>
+        <w:pStyle w:val="Ttulo1"/>
+      </w:pPr>
+      <w:r>
+        <w:t>Igreja Gloriosa</w:t>
+      </w:r>
+    </w:p>
+    <w:p>
+      <w:pPr>
+        <w:rPr>
+          <w:rFonts w:ascii="Times New Roman" w:hAnsi="Times New Roman"/>
+        </w:rPr>
+      </w:pPr>
+      <w:r>
+        <w:rPr>
+          <w:rFonts w:ascii="Times New Roman" w:hAnsi="Times New Roman"/>
+        </w:rPr>
+        <w:t>As portas do inferno</w:t>
+      </w:r>
+      <w:r>
+        <w:rPr>
+          <w:rFonts w:ascii="Times New Roman" w:hAnsi="Times New Roman"/>
+        </w:rPr>
+        <w:br/>
+      </w:r>
+      <w:r>
+        <w:rPr>
+          <w:rFonts w:ascii="Times New Roman" w:hAnsi="Times New Roman"/>
+        </w:rPr>
+        <w:t>Não prevalecerão</w:t>
+      </w:r>
+      <w:r>
+        <w:rPr>
+          <w:rFonts w:ascii="Times New Roman" w:hAnsi="Times New Roman"/>
+        </w:rPr>
+        <w:br/>
+      </w:r>
+      <w:r>
+        <w:rPr>
+          <w:rFonts w:ascii="Times New Roman" w:hAnsi="Times New Roman"/>
+        </w:rPr>
+        <w:t>Contra a Igreja de Jesus</w:t>
+      </w:r>
+    </w:p>
+    <w:p>
+      <w:pPr>
+        <w:rPr>
+          <w:rFonts w:ascii="Times New Roman" w:hAnsi="Times New Roman"/>
+        </w:rPr>
+      </w:pPr>
+      <w:r>
+        <w:rPr>
+          <w:rFonts w:ascii="Times New Roman" w:hAnsi="Times New Roman"/>
+        </w:rPr>
+        <w:t xml:space="preserve">O Cristo Bendito, </w:t>
+      </w:r>
+      <w:r>
+        <w:rPr>
+          <w:rFonts w:ascii="Times New Roman" w:hAnsi="Times New Roman"/>
+        </w:rPr>
+        <w:br/>
+      </w:r>
+      <w:r>
+        <w:rPr>
+          <w:rFonts w:ascii="Times New Roman" w:hAnsi="Times New Roman"/>
+        </w:rPr>
+        <w:t>O Filho do Deus vivo</w:t>
+      </w:r>
+      <w:r>
+        <w:rPr>
+          <w:rFonts w:ascii="Times New Roman" w:hAnsi="Times New Roman"/>
+        </w:rPr>
+        <w:br/>
+      </w:r>
+      <w:r>
+        <w:rPr>
+          <w:rFonts w:ascii="Times New Roman" w:hAnsi="Times New Roman"/>
+        </w:rPr>
+        <w:t>Vencedor, Poderoso</w:t>
+      </w:r>
+      <w:r>
+        <w:rPr>
+          <w:rFonts w:ascii="Times New Roman" w:hAnsi="Times New Roman"/>
+        </w:rPr>
+        <w:br/>
+      </w:r>
+      <w:r>
+        <w:rPr>
+          <w:rFonts w:ascii="Times New Roman" w:hAnsi="Times New Roman"/>
+        </w:rPr>
+        <w:t>O grande Senhor</w:t>
+      </w:r>
+    </w:p>
+    <w:p>
+      <w:pPr>
+        <w:rPr>
+          <w:rFonts w:ascii="Times New Roman" w:hAnsi="Times New Roman"/>
+        </w:rPr>
+      </w:pPr>
+      <w:r>
+        <w:rPr>
+          <w:rFonts w:ascii="Times New Roman" w:hAnsi="Times New Roman"/>
+        </w:rPr>
+        <w:t>As portas do inferno</w:t>
+      </w:r>
+      <w:r>
+        <w:rPr>
+          <w:rFonts w:ascii="Times New Roman" w:hAnsi="Times New Roman"/>
+        </w:rPr>
+        <w:br/>
+      </w:r>
+      <w:r>
+        <w:rPr>
+          <w:rFonts w:ascii="Times New Roman" w:hAnsi="Times New Roman"/>
+        </w:rPr>
+        <w:t>Não prevalecerão</w:t>
+      </w:r>
+      <w:r>
+        <w:rPr>
+          <w:rFonts w:ascii="Times New Roman" w:hAnsi="Times New Roman"/>
+        </w:rPr>
+        <w:br/>
+      </w:r>
+      <w:r>
+        <w:rPr>
+          <w:rFonts w:ascii="Times New Roman" w:hAnsi="Times New Roman"/>
+        </w:rPr>
+        <w:t>Contra a Igreja de Jesus</w:t>
+      </w:r>
+    </w:p>
+    <w:p>
+      <w:pPr>
+        <w:rPr>
+          <w:rFonts w:ascii="Times New Roman" w:hAnsi="Times New Roman"/>
+        </w:rPr>
+      </w:pPr>
+      <w:r>
+        <w:rPr>
+          <w:rFonts w:ascii="Times New Roman" w:hAnsi="Times New Roman"/>
+        </w:rPr>
+        <w:t xml:space="preserve">A qual recebeu </w:t>
+      </w:r>
+      <w:proofErr w:type="spellStart"/>
+      <w:r>
+        <w:rPr>
+          <w:rFonts w:ascii="Times New Roman" w:hAnsi="Times New Roman"/>
+        </w:rPr>
+        <w:t>dEle</w:t>
+      </w:r>
+      <w:proofErr w:type="spellEnd"/>
+      <w:r>
+        <w:rPr>
+          <w:rFonts w:ascii="Times New Roman" w:hAnsi="Times New Roman"/>
+        </w:rPr>
+        <w:br/>
+      </w:r>
+      <w:r>
+        <w:rPr>
+          <w:rFonts w:ascii="Times New Roman" w:hAnsi="Times New Roman"/>
+        </w:rPr>
+        <w:t>As chaves do Reino dos Céus</w:t>
+      </w:r>
+      <w:r>
+        <w:rPr>
+          <w:rFonts w:ascii="Times New Roman" w:hAnsi="Times New Roman"/>
+        </w:rPr>
+        <w:br/>
+      </w:r>
+      <w:r>
+        <w:rPr>
+          <w:rFonts w:ascii="Times New Roman" w:hAnsi="Times New Roman"/>
+        </w:rPr>
+        <w:t>Para avançar na força do Espírito</w:t>
+      </w:r>
+    </w:p>
+    <w:p>
+      <w:pPr>
+        <w:rPr>
+          <w:rFonts w:ascii="Times New Roman" w:hAnsi="Times New Roman"/>
+          <w:i/>
+          <w:iCs/>
+        </w:rPr>
+      </w:pPr>
+      <w:r>
+        <w:rPr>
+          <w:rFonts w:ascii="Times New Roman" w:hAnsi="Times New Roman"/>
+          <w:i/>
+          <w:iCs/>
+        </w:rPr>
+        <w:t xml:space="preserve">Para isso, </w:t>
+      </w:r>
+      <w:r>
+        <w:rPr>
+          <w:rFonts w:ascii="Times New Roman" w:hAnsi="Times New Roman"/>
+          <w:i/>
+          <w:iCs/>
+        </w:rPr>
+        <w:br/>
+      </w:r>
+      <w:r>
+        <w:rPr>
+          <w:rFonts w:ascii="Times New Roman" w:hAnsi="Times New Roman"/>
+          <w:i/>
+          <w:iCs/>
+        </w:rPr>
+        <w:t>O Filho de Deus se manifestou:</w:t>
+      </w:r>
+      <w:r>
+        <w:rPr>
+          <w:rFonts w:ascii="Times New Roman" w:hAnsi="Times New Roman"/>
+          <w:i/>
+          <w:iCs/>
+        </w:rPr>
+        <w:br/>
+      </w:r>
+      <w:r>
+        <w:rPr>
+          <w:rFonts w:ascii="Times New Roman" w:hAnsi="Times New Roman"/>
+          <w:i/>
+          <w:iCs/>
+        </w:rPr>
+        <w:t>Para desfazer As obras do diabo</w:t>
+      </w:r>
+      <w:r>
+        <w:rPr>
+          <w:rFonts w:ascii="Times New Roman" w:hAnsi="Times New Roman"/>
+          <w:i/>
+          <w:iCs/>
+        </w:rPr>
+        <w:br/>
+      </w:r>
+      <w:r>
+        <w:rPr>
+          <w:rFonts w:ascii="Times New Roman" w:hAnsi="Times New Roman"/>
+          <w:i/>
+          <w:iCs/>
+        </w:rPr>
+        <w:t xml:space="preserve">Separando para Si um povo Santo, </w:t>
+      </w:r>
+      <w:r>
+        <w:rPr>
+          <w:rFonts w:ascii="Times New Roman" w:hAnsi="Times New Roman"/>
+          <w:i/>
+          <w:iCs/>
+        </w:rPr>
+        <w:br/>
+      </w:r>
+      <w:r>
+        <w:rPr>
+          <w:rFonts w:ascii="Times New Roman" w:hAnsi="Times New Roman"/>
+          <w:i/>
+          <w:iCs/>
+        </w:rPr>
+        <w:t>Sem mácula, nem ruga, Sua Igreja gloriosa</w:t>
+      </w:r>
+    </w:p>
+    <w:p>
+      <w:pPr>
         <w:rPr>
           <w:rFonts w:ascii="Times New Roman" w:hAnsi="Times New Roman"/>
           <w:b/>
           <w:bCs/>
-          <w:color w:val="000000"/>
-          <w:sz w:val="28"/>
-          <w:szCs w:val="28"/>
-        </w:rPr>
-      </w:pPr>
-      <w:r>
-        <w:rPr>
-          <w:rFonts w:ascii="Times New Roman" w:hAnsi="Times New Roman"/>
+        </w:rPr>
+      </w:pPr>
+      <w:r>
+        <w:rPr>
+          <w:rFonts w:ascii="Times New Roman" w:hAnsi="Times New Roman"/>
+          <w:b/>
           <w:bCs/>
-          <w:color w:val="000000"/>
-          <w:sz w:val="28"/>
-          <w:szCs w:val="28"/>
-        </w:rPr>
-        <w:t>Igreja Gloriosa</w:t>
+        </w:rPr>
+        <w:t>[REPETE ACIMA]</w:t>
       </w:r>
     </w:p>
     <w:p>
       <w:pPr>
-        <w:pStyle w:val="PargrafodaLista"/>
-        <w:numPr>
-          <w:ilvl w:val="0"/>
-          <w:numId w:val="1"/>
-        </w:numPr>
-        <w:autoSpaceDE w:val="0"/>
-        <w:autoSpaceDN w:val="0"/>
-        <w:adjustRightInd w:val="0"/>
-        <w:spacing w:before="120" w:after="120" w:line="240" w:lineRule="auto"/>
-        <w:ind w:left="918" w:hanging="357"/>
-        <w:contextualSpacing w:val="0"/>
-        <w:rPr>
-          <w:rFonts w:ascii="Times New Roman" w:eastAsia="Arial" w:hAnsi="Times New Roman" w:cs="Times New Roman"/>
-          <w:color w:val="000000" w:themeColor="text1"/>
-          <w:sz w:val="24"/>
-          <w:szCs w:val="24"/>
-        </w:rPr>
-      </w:pPr>
-      <w:r>
-        <w:rPr>
-          <w:rFonts w:ascii="Times New Roman" w:eastAsia="Arial" w:hAnsi="Times New Roman" w:cs="Times New Roman"/>
-          <w:color w:val="000000" w:themeColor="text1"/>
-          <w:sz w:val="24"/>
-          <w:szCs w:val="24"/>
-        </w:rPr>
-        <w:t>As portas do inferno</w:t>
-      </w:r>
-      <w:r>
-        <w:rPr>
-          <w:rFonts w:ascii="Times New Roman" w:eastAsia="Arial" w:hAnsi="Times New Roman" w:cs="Times New Roman"/>
-          <w:color w:val="000000" w:themeColor="text1"/>
-          <w:sz w:val="24"/>
-          <w:szCs w:val="24"/>
-        </w:rPr>
-        <w:br/>
-        <w:t>Não prevalecerão</w:t>
-      </w:r>
-      <w:r>
-        <w:rPr>
-          <w:rFonts w:ascii="Times New Roman" w:eastAsia="Arial" w:hAnsi="Times New Roman" w:cs="Times New Roman"/>
-          <w:color w:val="000000" w:themeColor="text1"/>
-          <w:sz w:val="24"/>
-          <w:szCs w:val="24"/>
-        </w:rPr>
-        <w:br/>
-        <w:t>Contra a Igreja de Jesus</w:t>
-      </w:r>
-    </w:p>
-    <w:p>
-      <w:pPr>
-        <w:pStyle w:val="PargrafodaLista"/>
-        <w:numPr>
-          <w:ilvl w:val="0"/>
-          <w:numId w:val="1"/>
-        </w:numPr>
-        <w:autoSpaceDE w:val="0"/>
-        <w:autoSpaceDN w:val="0"/>
-        <w:adjustRightInd w:val="0"/>
-        <w:spacing w:before="120" w:after="120" w:line="240" w:lineRule="auto"/>
-        <w:ind w:left="918" w:hanging="357"/>
-        <w:contextualSpacing w:val="0"/>
-        <w:rPr>
-          <w:rFonts w:ascii="Times New Roman" w:eastAsia="Arial" w:hAnsi="Times New Roman" w:cs="Times New Roman"/>
-          <w:color w:val="000000" w:themeColor="text1"/>
-          <w:sz w:val="24"/>
-          <w:szCs w:val="24"/>
-        </w:rPr>
-      </w:pPr>
-      <w:r>
-        <w:rPr>
-          <w:rFonts w:ascii="Times New Roman" w:eastAsia="Arial" w:hAnsi="Times New Roman" w:cs="Times New Roman"/>
-          <w:color w:val="000000" w:themeColor="text1"/>
-          <w:sz w:val="24"/>
-          <w:szCs w:val="24"/>
-        </w:rPr>
-        <w:t xml:space="preserve">O Cristo Bendito, </w:t>
-      </w:r>
-      <w:r>
-        <w:rPr>
-          <w:rFonts w:ascii="Times New Roman" w:eastAsia="Arial" w:hAnsi="Times New Roman" w:cs="Times New Roman"/>
-          <w:color w:val="000000" w:themeColor="text1"/>
-          <w:sz w:val="24"/>
-          <w:szCs w:val="24"/>
-        </w:rPr>
-        <w:br/>
-        <w:t>O Filho do Deus vivo</w:t>
-      </w:r>
-      <w:r>
-        <w:rPr>
-          <w:rFonts w:ascii="Times New Roman" w:eastAsia="Arial" w:hAnsi="Times New Roman" w:cs="Times New Roman"/>
-          <w:color w:val="000000" w:themeColor="text1"/>
-          <w:sz w:val="24"/>
-          <w:szCs w:val="24"/>
-        </w:rPr>
-        <w:br/>
-        <w:t>Vencedor, Poderoso</w:t>
-      </w:r>
-      <w:r>
-        <w:rPr>
-          <w:rFonts w:ascii="Times New Roman" w:eastAsia="Arial" w:hAnsi="Times New Roman" w:cs="Times New Roman"/>
-          <w:color w:val="000000" w:themeColor="text1"/>
-          <w:sz w:val="24"/>
-          <w:szCs w:val="24"/>
-        </w:rPr>
-        <w:br/>
-        <w:t>O grande Senhor</w:t>
-      </w:r>
-    </w:p>
-    <w:p>
-      <w:pPr>
-        <w:pStyle w:val="PargrafodaLista"/>
-        <w:numPr>
-          <w:ilvl w:val="0"/>
-          <w:numId w:val="1"/>
-        </w:numPr>
-        <w:autoSpaceDE w:val="0"/>
-        <w:autoSpaceDN w:val="0"/>
-        <w:adjustRightInd w:val="0"/>
-        <w:spacing w:before="120" w:after="120" w:line="240" w:lineRule="auto"/>
-        <w:ind w:left="918" w:hanging="357"/>
-        <w:contextualSpacing w:val="0"/>
-        <w:rPr>
-          <w:rFonts w:ascii="Times New Roman" w:eastAsia="Arial" w:hAnsi="Times New Roman" w:cs="Times New Roman"/>
-          <w:color w:val="000000" w:themeColor="text1"/>
-          <w:sz w:val="24"/>
-          <w:szCs w:val="24"/>
-        </w:rPr>
-      </w:pPr>
-      <w:r>
-        <w:rPr>
-          <w:rFonts w:ascii="Times New Roman" w:eastAsia="Arial" w:hAnsi="Times New Roman" w:cs="Times New Roman"/>
-          <w:color w:val="000000" w:themeColor="text1"/>
-          <w:sz w:val="24"/>
-          <w:szCs w:val="24"/>
-        </w:rPr>
-        <w:t>As portas do inferno</w:t>
-      </w:r>
-      <w:r>
-        <w:rPr>
-          <w:rFonts w:ascii="Times New Roman" w:eastAsia="Arial" w:hAnsi="Times New Roman" w:cs="Times New Roman"/>
-          <w:color w:val="000000" w:themeColor="text1"/>
-          <w:sz w:val="24"/>
-          <w:szCs w:val="24"/>
-        </w:rPr>
-        <w:br/>
-        <w:t>Não prevalecerão</w:t>
-      </w:r>
-      <w:r>
-        <w:rPr>
-          <w:rFonts w:ascii="Times New Roman" w:eastAsia="Arial" w:hAnsi="Times New Roman" w:cs="Times New Roman"/>
-          <w:color w:val="000000" w:themeColor="text1"/>
-          <w:sz w:val="24"/>
-          <w:szCs w:val="24"/>
-        </w:rPr>
-        <w:br/>
-        <w:t>Contra a Igreja de Jesus</w:t>
-      </w:r>
-    </w:p>
-    <w:p>
-      <w:pPr>
-        <w:pStyle w:val="PargrafodaLista"/>
-        <w:numPr>
-          <w:ilvl w:val="0"/>
-          <w:numId w:val="1"/>
-        </w:numPr>
-        <w:autoSpaceDE w:val="0"/>
-        <w:autoSpaceDN w:val="0"/>
-        <w:adjustRightInd w:val="0"/>
-        <w:spacing w:before="120" w:after="120" w:line="240" w:lineRule="auto"/>
-        <w:ind w:left="918" w:hanging="357"/>
-        <w:contextualSpacing w:val="0"/>
-        <w:rPr>
-          <w:rFonts w:ascii="Times New Roman" w:eastAsia="Arial" w:hAnsi="Times New Roman" w:cs="Times New Roman"/>
-          <w:color w:val="000000" w:themeColor="text1"/>
-          <w:sz w:val="24"/>
-          <w:szCs w:val="24"/>
-        </w:rPr>
-      </w:pPr>
-      <w:r>
-        <w:rPr>
-          <w:rFonts w:ascii="Times New Roman" w:eastAsia="Arial" w:hAnsi="Times New Roman" w:cs="Times New Roman"/>
-          <w:color w:val="000000" w:themeColor="text1"/>
-          <w:sz w:val="24"/>
-          <w:szCs w:val="24"/>
-        </w:rPr>
-        <w:t xml:space="preserve">A qual recebeu </w:t>
-      </w:r>
-      <w:proofErr w:type="spellStart"/>
-      <w:r>
-        <w:rPr>
-          <w:rFonts w:ascii="Times New Roman" w:eastAsia="Arial" w:hAnsi="Times New Roman" w:cs="Times New Roman"/>
-          <w:color w:val="000000" w:themeColor="text1"/>
-          <w:sz w:val="24"/>
-          <w:szCs w:val="24"/>
-        </w:rPr>
-        <w:t>dEle</w:t>
-      </w:r>
-      <w:proofErr w:type="spellEnd"/>
-      <w:r>
-        <w:rPr>
-          <w:rFonts w:ascii="Times New Roman" w:eastAsia="Arial" w:hAnsi="Times New Roman" w:cs="Times New Roman"/>
-          <w:color w:val="000000" w:themeColor="text1"/>
-          <w:sz w:val="24"/>
-          <w:szCs w:val="24"/>
-        </w:rPr>
-        <w:br/>
-        <w:t>As chaves do Reino dos Céus</w:t>
-      </w:r>
-      <w:r>
-        <w:rPr>
-          <w:rFonts w:ascii="Times New Roman" w:eastAsia="Arial" w:hAnsi="Times New Roman" w:cs="Times New Roman"/>
-          <w:color w:val="000000" w:themeColor="text1"/>
-          <w:sz w:val="24"/>
-          <w:szCs w:val="24"/>
-        </w:rPr>
-        <w:br/>
-        <w:t>Para avançar na força do Espírito</w:t>
-      </w:r>
-    </w:p>
-    <w:p>
-      <w:pPr>
-        <w:pStyle w:val="PargrafodaLista"/>
-        <w:numPr>
-          <w:ilvl w:val="0"/>
-          <w:numId w:val="1"/>
-        </w:numPr>
-        <w:autoSpaceDE w:val="0"/>
-        <w:autoSpaceDN w:val="0"/>
-        <w:adjustRightInd w:val="0"/>
-        <w:spacing w:before="120" w:after="120" w:line="240" w:lineRule="auto"/>
-        <w:ind w:left="918" w:hanging="357"/>
-        <w:contextualSpacing w:val="0"/>
-        <w:rPr>
-          <w:rFonts w:ascii="Times New Roman" w:eastAsia="Arial" w:hAnsi="Times New Roman" w:cs="Times New Roman"/>
+        <w:rPr>
+          <w:rFonts w:ascii="Times New Roman" w:hAnsi="Times New Roman"/>
           <w:b/>
           <w:bCs/>
           <w:i/>
           <w:iCs/>
-          <w:color w:val="000000" w:themeColor="text1"/>
-          <w:sz w:val="24"/>
-          <w:szCs w:val="24"/>
-        </w:rPr>
-      </w:pPr>
-      <w:r>
-        <w:rPr>
-          <w:rFonts w:ascii="Times New Roman" w:eastAsia="Arial" w:hAnsi="Times New Roman" w:cs="Times New Roman"/>
+        </w:rPr>
+      </w:pPr>
+      <w:r>
+        <w:rPr>
+          <w:rFonts w:ascii="Times New Roman" w:hAnsi="Times New Roman"/>
           <w:b/>
           <w:bCs/>
           <w:i/>
           <w:iCs/>
-          <w:color w:val="000000" w:themeColor="text1"/>
-          <w:sz w:val="24"/>
-          <w:szCs w:val="24"/>
-        </w:rPr>
-        <w:t xml:space="preserve">Para isso, </w:t>
-      </w:r>
-      <w:r>
-        <w:rPr>
-          <w:rFonts w:ascii="Times New Roman" w:eastAsia="Arial" w:hAnsi="Times New Roman" w:cs="Times New Roman"/>
-          <w:b/>
-          <w:bCs/>
-          <w:i/>
-          <w:iCs/>
-          <w:color w:val="000000" w:themeColor="text1"/>
-          <w:sz w:val="24"/>
-          <w:szCs w:val="24"/>
-        </w:rPr>
-        <w:br/>
-        <w:t>O Filho de Deus se manifestou:</w:t>
-      </w:r>
-      <w:r>
-        <w:rPr>
-          <w:rFonts w:ascii="Times New Roman" w:eastAsia="Arial" w:hAnsi="Times New Roman" w:cs="Times New Roman"/>
-          <w:b/>
-          <w:bCs/>
-          <w:i/>
-          <w:iCs/>
-          <w:color w:val="000000" w:themeColor="text1"/>
-          <w:sz w:val="24"/>
-          <w:szCs w:val="24"/>
-        </w:rPr>
-        <w:br/>
-        <w:t>Para desfazer As obras do diabo</w:t>
-      </w:r>
-      <w:r>
-        <w:rPr>
-          <w:rFonts w:ascii="Times New Roman" w:eastAsia="Arial" w:hAnsi="Times New Roman" w:cs="Times New Roman"/>
-          <w:b/>
-          <w:bCs/>
-          <w:i/>
-          <w:iCs/>
-          <w:color w:val="000000" w:themeColor="text1"/>
-          <w:sz w:val="24"/>
-          <w:szCs w:val="24"/>
-        </w:rPr>
-        <w:br/>
-        <w:t xml:space="preserve">Separando para Si um povo Santo, </w:t>
-      </w:r>
-      <w:r>
-        <w:rPr>
-          <w:rFonts w:ascii="Times New Roman" w:eastAsia="Arial" w:hAnsi="Times New Roman" w:cs="Times New Roman"/>
-          <w:b/>
-          <w:bCs/>
-          <w:i/>
-          <w:iCs/>
-          <w:color w:val="000000" w:themeColor="text1"/>
-          <w:sz w:val="24"/>
-          <w:szCs w:val="24"/>
-        </w:rPr>
-        <w:br/>
-        <w:t>Sem mácula, nem ruga, Sua Igreja gloriosa</w:t>
+        </w:rPr>
+        <w:t>[REFRÃO]</w:t>
       </w:r>
     </w:p>
-    <w:p>
-      <w:pPr>
-        <w:pStyle w:val="PargrafodaLista"/>
-        <w:numPr>
-          <w:ilvl w:val="0"/>
-          <w:numId w:val="1"/>
-        </w:numPr>
-        <w:autoSpaceDE w:val="0"/>
-        <w:autoSpaceDN w:val="0"/>
-        <w:adjustRightInd w:val="0"/>
-        <w:spacing w:before="120" w:after="120" w:line="240" w:lineRule="auto"/>
-        <w:ind w:left="918" w:hanging="357"/>
-        <w:contextualSpacing w:val="0"/>
-        <w:rPr>
-          <w:rFonts w:ascii="Times New Roman" w:eastAsia="Arial" w:hAnsi="Times New Roman" w:cs="Times New Roman"/>
-          <w:b/>
-          <w:bCs/>
-          <w:color w:val="000000" w:themeColor="text1"/>
-          <w:sz w:val="24"/>
-          <w:szCs w:val="24"/>
-        </w:rPr>
-      </w:pPr>
-      <w:r>
-        <w:rPr>
-          <w:rFonts w:ascii="Times New Roman" w:eastAsia="Arial" w:hAnsi="Times New Roman" w:cs="Times New Roman"/>
-          <w:b/>
-          <w:bCs/>
-          <w:color w:val="000000" w:themeColor="text1"/>
-          <w:sz w:val="24"/>
-          <w:szCs w:val="24"/>
-        </w:rPr>
-        <w:t xml:space="preserve">[REPETE </w:t>
-      </w:r>
-      <w:r>
-        <w:rPr>
-          <w:rFonts w:ascii="Times New Roman" w:eastAsia="Arial" w:hAnsi="Times New Roman" w:cs="Times New Roman"/>
-          <w:b/>
-          <w:bCs/>
-          <w:color w:val="000000" w:themeColor="text1"/>
-          <w:sz w:val="24"/>
-          <w:szCs w:val="24"/>
-        </w:rPr>
-        <w:t>ACIMA</w:t>
-      </w:r>
-      <w:r>
-        <w:rPr>
-          <w:rFonts w:ascii="Times New Roman" w:eastAsia="Arial" w:hAnsi="Times New Roman" w:cs="Times New Roman"/>
-          <w:b/>
-          <w:bCs/>
-          <w:color w:val="000000" w:themeColor="text1"/>
-          <w:sz w:val="24"/>
-          <w:szCs w:val="24"/>
-        </w:rPr>
-        <w:t>]</w:t>
-      </w:r>
-    </w:p>
-    <w:p>
-      <w:pPr>
-        <w:pStyle w:val="PargrafodaLista"/>
-        <w:numPr>
-          <w:ilvl w:val="0"/>
-          <w:numId w:val="1"/>
-        </w:numPr>
-        <w:autoSpaceDE w:val="0"/>
-        <w:autoSpaceDN w:val="0"/>
-        <w:adjustRightInd w:val="0"/>
-        <w:spacing w:before="120" w:after="120" w:line="240" w:lineRule="auto"/>
-        <w:ind w:left="918" w:hanging="357"/>
-        <w:contextualSpacing w:val="0"/>
-        <w:rPr>
-          <w:rFonts w:ascii="Times New Roman" w:eastAsia="Arial" w:hAnsi="Times New Roman" w:cs="Times New Roman"/>
-          <w:b/>
-          <w:bCs/>
-          <w:i/>
-          <w:iCs/>
-          <w:color w:val="000000" w:themeColor="text1"/>
-          <w:sz w:val="24"/>
-          <w:szCs w:val="24"/>
-        </w:rPr>
-      </w:pPr>
-      <w:r>
-        <w:rPr>
-          <w:rFonts w:ascii="Times New Roman" w:eastAsia="Arial" w:hAnsi="Times New Roman" w:cs="Times New Roman"/>
-          <w:b/>
-          <w:bCs/>
-          <w:i/>
-          <w:iCs/>
-          <w:color w:val="000000" w:themeColor="text1"/>
-          <w:sz w:val="24"/>
-          <w:szCs w:val="24"/>
-        </w:rPr>
-        <w:t>[REFRÃO]</w:t>
-      </w:r>
-    </w:p>
-    <w:p/>
     <w:sectPr>
       <w:pgSz w:w="11906" w:h="16838"/>
       <w:pgMar w:top="1417" w:right="1701" w:bottom="1417" w:left="1701" w:header="708" w:footer="708" w:gutter="0"/>
